--- a/Input/input_base_knowledge/sample_inputs/Mission_Proposal_v6.docx
+++ b/Input/input_base_knowledge/sample_inputs/Mission_Proposal_v6.docx
@@ -73,7 +73,7 @@
     </w:p>
     <w:p>
       <w:r>
-        <w:t>The area of interest is defined by a representative set of major Italian cultural heritage monuments, including the Colosseum in Rome, the Cathedral (Duomo) of Milan, the Leaning Tower of Pisa, St Mark's Square in Venice and the archaeological site of Pompeii, spanning latitude 40 deg N to 46 deg N. The constellation shall have at most 12 satellites, in sun-synchronous orbits between 500 km and 650 km of altitude, for a mission lifetime of three years. The number of satellites and of orbital planes shall be optimised to minimise the revisit time and to maximise the coverage of these monuments, propagating the orbits for at least 7 days with the Earth oblateness (J2) and the atmospheric drag. Each satellite shall be a 6U CubeSat with a mass not exceeding 12 kg, a drag cross-section of 0.06 m2, a drag coefficient of 2.2 and two deployable solar panels; it shall be three-axis stabilised with a pointing accuracy better than 0.1 deg and point nominally at nadir. Each satellite shall carry a visible-spectrum push-broom camera with a panchromatic Ground Sample Distance of 4.0 m and a swath of 30 km at nadir, acquire images in daylight only and send them to the ground through UHF and S-band links.</w:t>
+        <w:t>The area of interest is defined by a representative set of major Italian cultural heritage monuments, including the Colosseum in Rome, the Cathedral (Duomo) of Milan, the Leaning Tower of Pisa, St Mark's Square in Venice and the archaeological site of Pompeii, spanning latitude 40 deg N to 46 deg N. The constellation shall have at most 12 satellites, in sun-synchronous orbits between 500 km and 650 km of altitude, for a mission lifetime of three years. The satellites shall keep a safe separation from each other, and each satellite shall re-enter the atmosphere within 5 years of the end of its mission, in compliance with the space-debris mitigation rules. The number of satellites and of orbital planes shall be optimised to minimise the revisit time and to maximise the coverage of these monuments, propagating the orbits for at least 7 days with the Earth oblateness (J2) and the atmospheric drag. Each satellite shall be a 6U CubeSat with a mass not exceeding 12 kg, a drag cross-section of 0.06 m2, a drag coefficient of 2.2 and two deployable solar panels; it shall be three-axis stabilised with a pointing accuracy better than 0.1 deg and point nominally at nadir. Each satellite shall carry a visible-spectrum push-broom camera with a panchromatic Ground Sample Distance of 4.0 m and a swath of 30 km at nadir, acquire images in daylight only and send them to the ground through UHF and S-band links.</w:t>
       </w:r>
     </w:p>
     <w:p>
@@ -138,7 +138,7 @@
     </w:p>
     <w:p>
       <w:r>
-        <w:t>Proposals shall provide the optimised constellation architecture with its revisit time and coverage; the satellites, dates and start and end times of the two reference passes; the power budget tables and figures; the bill of materials of the 6U platform; the temperatures of faces, solar panels and battery; the simulated images of the daylight pass over the Colosseum; and the light curve, apparent magnitude and light-pollution assessment from Matera. Proposals will be evaluated on compliance with the requirements above, on the technical quality of the design and on the lowest impact on astronomy. Costs and lifecycle economics are outside the scope of this call.</w:t>
+        <w:t>Proposals shall provide the optimised constellation architecture with its revisit time and coverage; the satellites, dates and start and end times of the two reference passes; the power budget tables and figures; the bill of materials of the 6U platform; the temperatures of faces, solar panels and battery; the separation between the satellites and their disposal delta-v; the simulated images of the daylight pass over the Colosseum; and the light curve, apparent magnitude and light-pollution assessment from Matera. Proposals will be evaluated on compliance with the requirements above, on the technical quality of the design and on the lowest impact on astronomy. Costs and lifecycle economics are outside the scope of this call.</w:t>
       </w:r>
     </w:p>
     <w:p/>
